--- a/ПАПС/PAPS5.docx
+++ b/ПАПС/PAPS5.docx
@@ -1,6 +1,6 @@
 
 <file path=word/document.xml><?xml version="1.0" encoding="utf-8"?>
-<w:document xmlns:wpc="http://schemas.microsoft.com/office/word/2010/wordprocessingCanvas" xmlns:cx="http://schemas.microsoft.com/office/drawing/2014/chartex" xmlns:cx1="http://schemas.microsoft.com/office/drawing/2015/9/8/chartex" xmlns:cx2="http://schemas.microsoft.com/office/drawing/2015/10/21/chartex" xmlns:cx3="http://schemas.microsoft.com/office/drawing/2016/5/9/chartex" xmlns:cx4="http://schemas.microsoft.com/office/drawing/2016/5/10/chartex" xmlns:cx5="http://schemas.microsoft.com/office/drawing/2016/5/11/chartex" xmlns:cx6="http://schemas.microsoft.com/office/drawing/2016/5/12/chartex" xmlns:cx7="http://schemas.microsoft.com/office/drawing/2016/5/13/chartex" xmlns:cx8="http://schemas.microsoft.com/office/drawing/2016/5/14/chartex" xmlns:mc="http://schemas.openxmlformats.org/markup-compatibility/2006" xmlns:aink="http://schemas.microsoft.com/office/drawing/2016/ink" xmlns:am3d="http://schemas.microsoft.com/office/drawing/2017/model3d" xmlns:o="urn:schemas-microsoft-com:office:office" xmlns:r="http://schemas.openxmlformats.org/officeDocument/2006/relationships" xmlns:m="http://schemas.openxmlformats.org/officeDocument/2006/math" xmlns:v="urn:schemas-microsoft-com:vml" xmlns:wp14="http://schemas.microsoft.com/office/word/2010/wordprocessingDrawing" xmlns:wp="http://schemas.openxmlformats.org/drawingml/2006/wordprocessingDrawing" xmlns:w10="urn:schemas-microsoft-com:office:word" xmlns:w="http://schemas.openxmlformats.org/wordprocessingml/2006/main" xmlns:w14="http://schemas.microsoft.com/office/word/2010/wordml" xmlns:w15="http://schemas.microsoft.com/office/word/2012/wordml" xmlns:w16cid="http://schemas.microsoft.com/office/word/2016/wordml/cid" xmlns:w16se="http://schemas.microsoft.com/office/word/2015/wordml/symex" xmlns:wpg="http://schemas.microsoft.com/office/word/2010/wordprocessingGroup" xmlns:wpi="http://schemas.microsoft.com/office/word/2010/wordprocessingInk" xmlns:wne="http://schemas.microsoft.com/office/word/2006/wordml" xmlns:wps="http://schemas.microsoft.com/office/word/2010/wordprocessingShape" mc:Ignorable="w14 w15 w16se w16cid wp14">
+<w:document xmlns:wpc="http://schemas.microsoft.com/office/word/2010/wordprocessingCanvas" xmlns:cx="http://schemas.microsoft.com/office/drawing/2014/chartex" xmlns:cx1="http://schemas.microsoft.com/office/drawing/2015/9/8/chartex" xmlns:cx2="http://schemas.microsoft.com/office/drawing/2015/10/21/chartex" xmlns:cx3="http://schemas.microsoft.com/office/drawing/2016/5/9/chartex" xmlns:cx4="http://schemas.microsoft.com/office/drawing/2016/5/10/chartex" xmlns:cx5="http://schemas.microsoft.com/office/drawing/2016/5/11/chartex" xmlns:cx6="http://schemas.microsoft.com/office/drawing/2016/5/12/chartex" xmlns:cx7="http://schemas.microsoft.com/office/drawing/2016/5/13/chartex" xmlns:cx8="http://schemas.microsoft.com/office/drawing/2016/5/14/chartex" xmlns:mc="http://schemas.openxmlformats.org/markup-compatibility/2006" xmlns:aink="http://schemas.microsoft.com/office/drawing/2016/ink" xmlns:am3d="http://schemas.microsoft.com/office/drawing/2017/model3d" xmlns:o="urn:schemas-microsoft-com:office:office" xmlns:oel="http://schemas.microsoft.com/office/2019/extlst" xmlns:r="http://schemas.openxmlformats.org/officeDocument/2006/relationships" xmlns:m="http://schemas.openxmlformats.org/officeDocument/2006/math" xmlns:v="urn:schemas-microsoft-com:vml" xmlns:wp14="http://schemas.microsoft.com/office/word/2010/wordprocessingDrawing" xmlns:wp="http://schemas.openxmlformats.org/drawingml/2006/wordprocessingDrawing" xmlns:w10="urn:schemas-microsoft-com:office:word" xmlns:w="http://schemas.openxmlformats.org/wordprocessingml/2006/main" xmlns:w14="http://schemas.microsoft.com/office/word/2010/wordml" xmlns:w15="http://schemas.microsoft.com/office/word/2012/wordml" xmlns:w16cex="http://schemas.microsoft.com/office/word/2018/wordml/cex" xmlns:w16cid="http://schemas.microsoft.com/office/word/2016/wordml/cid" xmlns:w16="http://schemas.microsoft.com/office/word/2018/wordml" xmlns:w16du="http://schemas.microsoft.com/office/word/2023/wordml/word16du" xmlns:w16sdtdh="http://schemas.microsoft.com/office/word/2020/wordml/sdtdatahash" xmlns:w16sdtfl="http://schemas.microsoft.com/office/word/2024/wordml/sdtformatlock" xmlns:w16se="http://schemas.microsoft.com/office/word/2015/wordml/symex" xmlns:wpg="http://schemas.microsoft.com/office/word/2010/wordprocessingGroup" xmlns:wpi="http://schemas.microsoft.com/office/word/2010/wordprocessingInk" xmlns:wne="http://schemas.microsoft.com/office/word/2006/wordml" xmlns:wps="http://schemas.microsoft.com/office/word/2010/wordprocessingShape" mc:Ignorable="w14 w15 w16se w16cid w16 w16cex w16sdtdh w16sdtfl w16du wp14">
   <w:body>
     <w:p>
       <w:pPr>
@@ -84,7 +84,7 @@
     </w:p>
     <w:p>
       <w:pPr>
-        <w:pStyle w:val="a3"/>
+        <w:pStyle w:val="Header"/>
         <w:ind w:left="0"/>
         <w:jc w:val="center"/>
       </w:pPr>
@@ -124,7 +124,7 @@
     </w:p>
     <w:tbl>
       <w:tblPr>
-        <w:tblStyle w:val="a5"/>
+        <w:tblStyle w:val="TableGrid"/>
         <w:tblW w:w="9356" w:type="dxa"/>
         <w:tblBorders>
           <w:top w:val="none" w:sz="0" w:space="0" w:color="auto"/>
@@ -582,7 +582,7 @@
     </w:p>
     <w:tbl>
       <w:tblPr>
-        <w:tblStyle w:val="a5"/>
+        <w:tblStyle w:val="TableGrid"/>
         <w:tblW w:w="9498" w:type="dxa"/>
         <w:tblBorders>
           <w:top w:val="none" w:sz="0" w:space="0" w:color="auto"/>
@@ -873,18 +873,8 @@
           <w:szCs w:val="28"/>
           <w:lang w:eastAsia="en-US"/>
         </w:rPr>
-        <w:t xml:space="preserve">при наличии указать тему </w:t>
+        <w:t>при наличии указать тему учебно</w:t>
       </w:r>
-      <w:proofErr w:type="spellStart"/>
-      <w:r>
-        <w:rPr>
-          <w:sz w:val="16"/>
-          <w:szCs w:val="28"/>
-          <w:lang w:eastAsia="en-US"/>
-        </w:rPr>
-        <w:t>учебно</w:t>
-      </w:r>
-      <w:proofErr w:type="spellEnd"/>
       <w:r>
         <w:rPr>
           <w:sz w:val="16"/>
@@ -954,7 +944,7 @@
     </w:p>
     <w:tbl>
       <w:tblPr>
-        <w:tblStyle w:val="a5"/>
+        <w:tblStyle w:val="TableGrid"/>
         <w:tblW w:w="4995" w:type="dxa"/>
         <w:tblInd w:w="4361" w:type="dxa"/>
         <w:tblBorders>
@@ -1191,7 +1181,7 @@
               <w:rPr>
                 <w:sz w:val="24"/>
               </w:rPr>
-              <w:t>Касаткин</w:t>
+              <w:t>Барышников</w:t>
             </w:r>
             <w:r>
               <w:rPr>
@@ -1202,8 +1192,9 @@
             <w:r>
               <w:rPr>
                 <w:sz w:val="24"/>
-              </w:rPr>
-              <w:t>А</w:t>
+                <w:lang w:val="en-US"/>
+              </w:rPr>
+              <w:t>O</w:t>
             </w:r>
             <w:r>
               <w:rPr>
@@ -1765,7 +1756,7 @@
     </w:p>
     <w:tbl>
       <w:tblPr>
-        <w:tblStyle w:val="a5"/>
+        <w:tblStyle w:val="TableGrid"/>
         <w:tblW w:w="0" w:type="auto"/>
         <w:tblBorders>
           <w:top w:val="none" w:sz="0" w:space="0" w:color="auto"/>
@@ -2060,7 +2051,7 @@
       <w:sdtContent>
         <w:p>
           <w:pPr>
-            <w:pStyle w:val="ae"/>
+            <w:pStyle w:val="TOCHeading"/>
             <w:spacing w:before="0" w:line="360" w:lineRule="auto"/>
             <w:jc w:val="center"/>
             <w:rPr>
@@ -2086,7 +2077,7 @@
         </w:p>
         <w:p>
           <w:pPr>
-            <w:pStyle w:val="11"/>
+            <w:pStyle w:val="TOC1"/>
             <w:tabs>
               <w:tab w:val="right" w:leader="dot" w:pos="9912"/>
             </w:tabs>
@@ -2122,7 +2113,7 @@
           <w:hyperlink w:anchor="_Toc223343763" w:history="1">
             <w:r>
               <w:rPr>
-                <w:rStyle w:val="af"/>
+                <w:rStyle w:val="Hyperlink"/>
                 <w:noProof/>
                 <w:sz w:val="28"/>
                 <w:szCs w:val="28"/>
@@ -2195,7 +2186,7 @@
         </w:p>
         <w:p>
           <w:pPr>
-            <w:pStyle w:val="11"/>
+            <w:pStyle w:val="TOC1"/>
             <w:tabs>
               <w:tab w:val="right" w:leader="dot" w:pos="9912"/>
             </w:tabs>
@@ -2210,7 +2201,7 @@
           <w:hyperlink w:anchor="_Toc223343764" w:history="1">
             <w:r>
               <w:rPr>
-                <w:rStyle w:val="af"/>
+                <w:rStyle w:val="Hyperlink"/>
                 <w:noProof/>
                 <w:sz w:val="28"/>
                 <w:szCs w:val="28"/>
@@ -2302,137 +2293,137 @@
     </w:sdt>
     <w:p>
       <w:pPr>
-        <w:pStyle w:val="aa"/>
-      </w:pPr>
-    </w:p>
-    <w:p>
-      <w:pPr>
-        <w:pStyle w:val="aa"/>
-      </w:pPr>
-    </w:p>
-    <w:p>
-      <w:pPr>
-        <w:pStyle w:val="aa"/>
-      </w:pPr>
-    </w:p>
-    <w:p>
-      <w:pPr>
-        <w:pStyle w:val="aa"/>
-      </w:pPr>
-    </w:p>
-    <w:p>
-      <w:pPr>
-        <w:pStyle w:val="aa"/>
-      </w:pPr>
-    </w:p>
-    <w:p>
-      <w:pPr>
-        <w:pStyle w:val="aa"/>
-      </w:pPr>
-    </w:p>
-    <w:p>
-      <w:pPr>
-        <w:pStyle w:val="aa"/>
-      </w:pPr>
-    </w:p>
-    <w:p>
-      <w:pPr>
-        <w:pStyle w:val="aa"/>
-      </w:pPr>
-    </w:p>
-    <w:p>
-      <w:pPr>
-        <w:pStyle w:val="aa"/>
-      </w:pPr>
-    </w:p>
-    <w:p>
-      <w:pPr>
-        <w:pStyle w:val="aa"/>
-      </w:pPr>
-    </w:p>
-    <w:p>
-      <w:pPr>
-        <w:pStyle w:val="aa"/>
-      </w:pPr>
-    </w:p>
-    <w:p>
-      <w:pPr>
-        <w:pStyle w:val="aa"/>
-      </w:pPr>
-    </w:p>
-    <w:p>
-      <w:pPr>
-        <w:pStyle w:val="aa"/>
-      </w:pPr>
-    </w:p>
-    <w:p>
-      <w:pPr>
-        <w:pStyle w:val="aa"/>
-      </w:pPr>
-    </w:p>
-    <w:p>
-      <w:pPr>
-        <w:pStyle w:val="aa"/>
-      </w:pPr>
-    </w:p>
-    <w:p>
-      <w:pPr>
-        <w:pStyle w:val="aa"/>
-      </w:pPr>
-    </w:p>
-    <w:p>
-      <w:pPr>
-        <w:pStyle w:val="aa"/>
-      </w:pPr>
-    </w:p>
-    <w:p>
-      <w:pPr>
-        <w:pStyle w:val="aa"/>
-      </w:pPr>
-    </w:p>
-    <w:p>
-      <w:pPr>
-        <w:pStyle w:val="aa"/>
-      </w:pPr>
-    </w:p>
-    <w:p>
-      <w:pPr>
-        <w:pStyle w:val="aa"/>
-      </w:pPr>
-    </w:p>
-    <w:p>
-      <w:pPr>
-        <w:pStyle w:val="aa"/>
-      </w:pPr>
-    </w:p>
-    <w:p>
-      <w:pPr>
-        <w:pStyle w:val="aa"/>
-      </w:pPr>
-    </w:p>
-    <w:p>
-      <w:pPr>
-        <w:pStyle w:val="aa"/>
-      </w:pPr>
-    </w:p>
-    <w:p>
-      <w:pPr>
-        <w:pStyle w:val="aa"/>
-      </w:pPr>
-    </w:p>
-    <w:p>
-      <w:pPr>
-        <w:pStyle w:val="aa"/>
-      </w:pPr>
-    </w:p>
-    <w:p>
-      <w:pPr>
-        <w:pStyle w:val="aa"/>
-      </w:pPr>
-    </w:p>
-    <w:p>
-      <w:pPr>
-        <w:pStyle w:val="ac"/>
+        <w:pStyle w:val="a"/>
+      </w:pPr>
+    </w:p>
+    <w:p>
+      <w:pPr>
+        <w:pStyle w:val="a"/>
+      </w:pPr>
+    </w:p>
+    <w:p>
+      <w:pPr>
+        <w:pStyle w:val="a"/>
+      </w:pPr>
+    </w:p>
+    <w:p>
+      <w:pPr>
+        <w:pStyle w:val="a"/>
+      </w:pPr>
+    </w:p>
+    <w:p>
+      <w:pPr>
+        <w:pStyle w:val="a"/>
+      </w:pPr>
+    </w:p>
+    <w:p>
+      <w:pPr>
+        <w:pStyle w:val="a"/>
+      </w:pPr>
+    </w:p>
+    <w:p>
+      <w:pPr>
+        <w:pStyle w:val="a"/>
+      </w:pPr>
+    </w:p>
+    <w:p>
+      <w:pPr>
+        <w:pStyle w:val="a"/>
+      </w:pPr>
+    </w:p>
+    <w:p>
+      <w:pPr>
+        <w:pStyle w:val="a"/>
+      </w:pPr>
+    </w:p>
+    <w:p>
+      <w:pPr>
+        <w:pStyle w:val="a"/>
+      </w:pPr>
+    </w:p>
+    <w:p>
+      <w:pPr>
+        <w:pStyle w:val="a"/>
+      </w:pPr>
+    </w:p>
+    <w:p>
+      <w:pPr>
+        <w:pStyle w:val="a"/>
+      </w:pPr>
+    </w:p>
+    <w:p>
+      <w:pPr>
+        <w:pStyle w:val="a"/>
+      </w:pPr>
+    </w:p>
+    <w:p>
+      <w:pPr>
+        <w:pStyle w:val="a"/>
+      </w:pPr>
+    </w:p>
+    <w:p>
+      <w:pPr>
+        <w:pStyle w:val="a"/>
+      </w:pPr>
+    </w:p>
+    <w:p>
+      <w:pPr>
+        <w:pStyle w:val="a"/>
+      </w:pPr>
+    </w:p>
+    <w:p>
+      <w:pPr>
+        <w:pStyle w:val="a"/>
+      </w:pPr>
+    </w:p>
+    <w:p>
+      <w:pPr>
+        <w:pStyle w:val="a"/>
+      </w:pPr>
+    </w:p>
+    <w:p>
+      <w:pPr>
+        <w:pStyle w:val="a"/>
+      </w:pPr>
+    </w:p>
+    <w:p>
+      <w:pPr>
+        <w:pStyle w:val="a"/>
+      </w:pPr>
+    </w:p>
+    <w:p>
+      <w:pPr>
+        <w:pStyle w:val="a"/>
+      </w:pPr>
+    </w:p>
+    <w:p>
+      <w:pPr>
+        <w:pStyle w:val="a"/>
+      </w:pPr>
+    </w:p>
+    <w:p>
+      <w:pPr>
+        <w:pStyle w:val="a"/>
+      </w:pPr>
+    </w:p>
+    <w:p>
+      <w:pPr>
+        <w:pStyle w:val="a"/>
+      </w:pPr>
+    </w:p>
+    <w:p>
+      <w:pPr>
+        <w:pStyle w:val="a"/>
+      </w:pPr>
+    </w:p>
+    <w:p>
+      <w:pPr>
+        <w:pStyle w:val="a"/>
+      </w:pPr>
+    </w:p>
+    <w:p>
+      <w:pPr>
+        <w:pStyle w:val="a1"/>
       </w:pPr>
       <w:bookmarkStart w:id="0" w:name="_Toc223343763"/>
       <w:r>
@@ -2449,7 +2440,7 @@
     </w:p>
     <w:p>
       <w:pPr>
-        <w:pStyle w:val="aa"/>
+        <w:pStyle w:val="a"/>
       </w:pPr>
       <w:r>
         <w:t xml:space="preserve">На рисунке 1 изображена диаграмма </w:t>
@@ -2463,7 +2454,7 @@
     </w:p>
     <w:p>
       <w:pPr>
-        <w:pStyle w:val="aa"/>
+        <w:pStyle w:val="a"/>
         <w:ind w:firstLine="0"/>
         <w:jc w:val="center"/>
         <w:rPr>
@@ -2472,12 +2463,13 @@
       </w:pPr>
       <w:r>
         <w:rPr>
+          <w:noProof/>
           <w:lang w:val="en-US"/>
         </w:rPr>
         <w:drawing>
-          <wp:inline distT="0" distB="0" distL="0" distR="0" wp14:anchorId="66B2FECB" wp14:editId="73C19111">
-            <wp:extent cx="6300470" cy="5255895"/>
-            <wp:effectExtent l="0" t="0" r="5080" b="1905"/>
+          <wp:inline distT="0" distB="0" distL="0" distR="0" wp14:anchorId="66B2FECB" wp14:editId="72AD5B34">
+            <wp:extent cx="6300469" cy="4694609"/>
+            <wp:effectExtent l="0" t="0" r="5715" b="0"/>
             <wp:docPr id="1" name="Рисунок 1"/>
             <wp:cNvGraphicFramePr>
               <a:graphicFrameLocks xmlns:a="http://schemas.openxmlformats.org/drawingml/2006/main" noChangeAspect="1"/>
@@ -2486,11 +2478,17 @@
               <a:graphicData uri="http://schemas.openxmlformats.org/drawingml/2006/picture">
                 <pic:pic xmlns:pic="http://schemas.openxmlformats.org/drawingml/2006/picture">
                   <pic:nvPicPr>
-                    <pic:cNvPr id="1" name=""/>
+                    <pic:cNvPr id="1" name="Рисунок 1"/>
                     <pic:cNvPicPr/>
                   </pic:nvPicPr>
                   <pic:blipFill>
-                    <a:blip r:embed="rId7"/>
+                    <a:blip r:embed="rId7">
+                      <a:extLst>
+                        <a:ext uri="{28A0092B-C50C-407E-A947-70E740481C1C}">
+                          <a14:useLocalDpi xmlns:a14="http://schemas.microsoft.com/office/drawing/2010/main" val="0"/>
+                        </a:ext>
+                      </a:extLst>
+                    </a:blip>
                     <a:stretch>
                       <a:fillRect/>
                     </a:stretch>
@@ -2498,7 +2496,7 @@
                   <pic:spPr>
                     <a:xfrm>
                       <a:off x="0" y="0"/>
-                      <a:ext cx="6300470" cy="5255895"/>
+                      <a:ext cx="6300469" cy="4694609"/>
                     </a:xfrm>
                     <a:prstGeom prst="rect">
                       <a:avLst/>
@@ -2513,7 +2511,7 @@
     </w:p>
     <w:p>
       <w:pPr>
-        <w:pStyle w:val="aa"/>
+        <w:pStyle w:val="a"/>
         <w:ind w:firstLine="0"/>
         <w:jc w:val="center"/>
       </w:pPr>
@@ -2539,7 +2537,7 @@
     </w:p>
     <w:p>
       <w:pPr>
-        <w:pStyle w:val="ac"/>
+        <w:pStyle w:val="a1"/>
       </w:pPr>
       <w:bookmarkStart w:id="1" w:name="_Toc223343764"/>
       <w:r>
@@ -2553,7 +2551,7 @@
     </w:p>
     <w:p>
       <w:pPr>
-        <w:pStyle w:val="aa"/>
+        <w:pStyle w:val="a"/>
       </w:pPr>
       <w:r>
         <w:t>Разработанная диаграмма классов представляет собой структурную модель программного модуля визуального обнаружения объектов, выполненную в нотации UML. Диаграмма отражает статическую структуру системы, включая основные сущности, их атрибуты, методы и взаимосвязи.</w:t>
@@ -2561,60 +2559,13 @@
     </w:p>
     <w:p>
       <w:pPr>
-        <w:pStyle w:val="aa"/>
+        <w:pStyle w:val="a"/>
       </w:pPr>
       <w:r>
-        <w:t xml:space="preserve">Центральным элементом системы является видеопоток, представленный классом </w:t>
+        <w:t xml:space="preserve">Центральным элементом системы </w:t>
       </w:r>
-      <w:proofErr w:type="spellStart"/>
       <w:r>
-        <w:t>VideoStream</w:t>
-      </w:r>
-      <w:proofErr w:type="spellEnd"/>
-      <w:r>
-        <w:t xml:space="preserve">, который содержит идентификатор потока, идентификатор камеры и статус активности, а также метод получения следующего кадра </w:t>
-      </w:r>
-      <w:proofErr w:type="spellStart"/>
-      <w:proofErr w:type="gramStart"/>
-      <w:r>
-        <w:t>getNextFrame</w:t>
-      </w:r>
-      <w:proofErr w:type="spellEnd"/>
-      <w:r>
-        <w:t>(</w:t>
-      </w:r>
-      <w:proofErr w:type="gramEnd"/>
-      <w:r>
-        <w:t xml:space="preserve">). Класс </w:t>
-      </w:r>
-      <w:proofErr w:type="spellStart"/>
-      <w:r>
-        <w:t>VideoStream</w:t>
-      </w:r>
-      <w:proofErr w:type="spellEnd"/>
-      <w:r>
-        <w:t xml:space="preserve"> создаёт множество объектов класса </w:t>
-      </w:r>
-      <w:proofErr w:type="spellStart"/>
-      <w:r>
-        <w:t>Frame</w:t>
-      </w:r>
-      <w:proofErr w:type="spellEnd"/>
-      <w:r>
-        <w:t xml:space="preserve">, каждый из которых представляет отдельный кадр видеопотока с такими атрибутами, как идентификатор кадра, временная метка и данные изображения. Кадр содержит метод </w:t>
-      </w:r>
-      <w:proofErr w:type="spellStart"/>
-      <w:proofErr w:type="gramStart"/>
-      <w:r>
-        <w:t>detectObjects</w:t>
-      </w:r>
-      <w:proofErr w:type="spellEnd"/>
-      <w:r>
-        <w:t>(</w:t>
-      </w:r>
-      <w:proofErr w:type="gramEnd"/>
-      <w:r>
-        <w:t>) для непосредственного обнаружения объектов</w:t>
+        <w:t>является класс Scanner, который содержит пути к исходному коду (sourcePath) и список исключений (blacklist), а также основной метод эвристического обхода файловой системы scanProject(). Класс Scanner в процессе работы обнаруживает и создает множество объектов класса Service. Каждый объект Service представляет собой отдельный независимый микросервис и инкапсулирует в себе такие атрибуты, как имя сервиса (name), назначаемый сетевой порт (port) и список зависимостей (dependencies). Отношение между Scanner и Service представляет собой композицию «один ко многим» (сканер содержит и формирует набор сервисов)</w:t>
       </w:r>
       <w:r>
         <w:t>.</w:t>
@@ -2622,306 +2573,52 @@
     </w:p>
     <w:p>
       <w:pPr>
-        <w:pStyle w:val="aa"/>
+        <w:pStyle w:val="a"/>
       </w:pPr>
       <w:r>
-        <w:t xml:space="preserve">Каждый объект класса </w:t>
+        <w:t>Для физического разделения кода и создания артефактов используется класс Generator. Он содержит пути сохранения конфигураций (outputPath) и взаимодействует со списком объектов Service, реализуя методы очистки моделей базы данных (generateStubs()) и создания инфраструктурных файлов (renderDockerfiles()). Класс Developer управляет классами Scanner и Generator, инициируя процесс миграции</w:t>
       </w:r>
-      <w:proofErr w:type="spellStart"/>
-      <w:r>
-        <w:t>Frame</w:t>
-      </w:r>
-      <w:proofErr w:type="spellEnd"/>
-      <w:r>
-        <w:t xml:space="preserve"> может содержать множество обнаруженных объектов, представленных классом </w:t>
-      </w:r>
-      <w:proofErr w:type="spellStart"/>
-      <w:r>
-        <w:t>DetectedObject</w:t>
-      </w:r>
-      <w:proofErr w:type="spellEnd"/>
-      <w:r>
-        <w:t xml:space="preserve">. Класс </w:t>
-      </w:r>
-      <w:proofErr w:type="spellStart"/>
-      <w:r>
-        <w:t>DetectedObject</w:t>
-      </w:r>
-      <w:proofErr w:type="spellEnd"/>
-      <w:r>
-        <w:t xml:space="preserve"> хранит информацию об идентификаторе объекта, ограничивающем прямоугольнике</w:t>
-      </w:r>
-      <w:r>
-        <w:t>,</w:t>
-      </w:r>
-      <w:r>
-        <w:t xml:space="preserve"> уверенности </w:t>
-      </w:r>
-      <w:proofErr w:type="spellStart"/>
-      <w:r>
-        <w:t>детекции</w:t>
-      </w:r>
-      <w:proofErr w:type="spellEnd"/>
-      <w:r>
-        <w:t xml:space="preserve"> </w:t>
-      </w:r>
-      <w:r>
-        <w:t>и такие данные как скорость, размеры и траектория,</w:t>
-      </w:r>
-      <w:r>
-        <w:t xml:space="preserve"> а также предоставляет метод для классификации </w:t>
-      </w:r>
-      <w:proofErr w:type="spellStart"/>
-      <w:proofErr w:type="gramStart"/>
-      <w:r>
-        <w:t>classify</w:t>
-      </w:r>
-      <w:proofErr w:type="spellEnd"/>
-      <w:r>
-        <w:t>(</w:t>
-      </w:r>
-      <w:proofErr w:type="gramEnd"/>
-      <w:r>
-        <w:t xml:space="preserve">). Каждый обнаруженный объект получает результат классификации через класс </w:t>
-      </w:r>
-      <w:proofErr w:type="spellStart"/>
-      <w:r>
-        <w:t>ClassificationResult</w:t>
-      </w:r>
-      <w:proofErr w:type="spellEnd"/>
-      <w:r>
-        <w:t xml:space="preserve">, содержащий тип объекта и вероятность классификации, с методом проверки подозрительности </w:t>
-      </w:r>
-      <w:proofErr w:type="spellStart"/>
-      <w:proofErr w:type="gramStart"/>
-      <w:r>
-        <w:t>isSuspicious</w:t>
-      </w:r>
-      <w:proofErr w:type="spellEnd"/>
-      <w:r>
-        <w:t>(</w:t>
-      </w:r>
-      <w:proofErr w:type="gramEnd"/>
-      <w:r>
-        <w:t xml:space="preserve">). Отношение между </w:t>
-      </w:r>
-      <w:proofErr w:type="spellStart"/>
-      <w:r>
-        <w:t>DetectedObject</w:t>
-      </w:r>
-      <w:proofErr w:type="spellEnd"/>
-      <w:r>
-        <w:t xml:space="preserve"> и </w:t>
-      </w:r>
-      <w:proofErr w:type="spellStart"/>
-      <w:r>
-        <w:t>ClassificationResult</w:t>
-      </w:r>
-      <w:proofErr w:type="spellEnd"/>
-      <w:r>
-        <w:t xml:space="preserve"> является отношением "один к одному" (каждый объект имеет один результат классификации).</w:t>
-      </w:r>
-    </w:p>
-    <w:p>
-      <w:pPr>
-        <w:pStyle w:val="aa"/>
-      </w:pPr>
-      <w:r>
-        <w:t xml:space="preserve">Если объект классифицирован как подозрительный, он может стать подозрительной целью, представленной классом </w:t>
-      </w:r>
-      <w:proofErr w:type="spellStart"/>
-      <w:r>
-        <w:t>Target</w:t>
-      </w:r>
-      <w:proofErr w:type="spellEnd"/>
-      <w:r>
-        <w:t xml:space="preserve">. Класс </w:t>
-      </w:r>
-      <w:proofErr w:type="spellStart"/>
-      <w:r>
-        <w:t>Target</w:t>
-      </w:r>
-      <w:proofErr w:type="spellEnd"/>
-      <w:r>
-        <w:t xml:space="preserve"> содержит координаты цели, временную метку и метод отправки в вычислительный центр </w:t>
-      </w:r>
-      <w:proofErr w:type="spellStart"/>
-      <w:proofErr w:type="gramStart"/>
-      <w:r>
-        <w:t>sendToCenter</w:t>
-      </w:r>
-      <w:proofErr w:type="spellEnd"/>
-      <w:r>
-        <w:t>(</w:t>
-      </w:r>
-      <w:proofErr w:type="gramEnd"/>
-      <w:r>
-        <w:t xml:space="preserve">). Отношение между </w:t>
-      </w:r>
-      <w:proofErr w:type="spellStart"/>
-      <w:r>
-        <w:t>DetectedObject</w:t>
-      </w:r>
-      <w:proofErr w:type="spellEnd"/>
-      <w:r>
-        <w:t xml:space="preserve"> и </w:t>
-      </w:r>
-      <w:proofErr w:type="spellStart"/>
-      <w:r>
-        <w:t>Target</w:t>
-      </w:r>
-      <w:proofErr w:type="spellEnd"/>
-      <w:r>
-        <w:t xml:space="preserve"> является отношением "один к нулю или одному" (не каждый обнаруженный объект становится целью).</w:t>
-      </w:r>
-    </w:p>
-    <w:p>
-      <w:pPr>
-        <w:pStyle w:val="aa"/>
-      </w:pPr>
-    </w:p>
-    <w:p>
-      <w:pPr>
-        <w:pStyle w:val="aa"/>
-      </w:pPr>
-      <w:r>
-        <w:lastRenderedPageBreak/>
-        <w:t xml:space="preserve">Система также включает класс </w:t>
-      </w:r>
-      <w:proofErr w:type="spellStart"/>
-      <w:r>
-        <w:t>Configuration</w:t>
-      </w:r>
-      <w:proofErr w:type="spellEnd"/>
-      <w:r>
-        <w:t xml:space="preserve">, который хранит пороговые значения для </w:t>
-      </w:r>
-      <w:proofErr w:type="spellStart"/>
-      <w:r>
-        <w:t>детекции</w:t>
-      </w:r>
-      <w:proofErr w:type="spellEnd"/>
-      <w:r>
-        <w:t xml:space="preserve"> и подозрительности, а также метод проверки корректности конфигурации </w:t>
-      </w:r>
-      <w:proofErr w:type="spellStart"/>
-      <w:proofErr w:type="gramStart"/>
-      <w:r>
-        <w:t>validate</w:t>
-      </w:r>
-      <w:proofErr w:type="spellEnd"/>
-      <w:r>
-        <w:t>(</w:t>
-      </w:r>
-      <w:proofErr w:type="gramEnd"/>
-      <w:r>
-        <w:t xml:space="preserve">). Пользователи системы представлены иерархией классов: абстрактный класс </w:t>
-      </w:r>
-      <w:proofErr w:type="spellStart"/>
-      <w:r>
-        <w:t>User</w:t>
-      </w:r>
-      <w:proofErr w:type="spellEnd"/>
-      <w:r>
-        <w:t xml:space="preserve"> с общими атрибутами (идентификатор и имя пользователя) и двумя наследниками — </w:t>
-      </w:r>
-      <w:proofErr w:type="spellStart"/>
-      <w:r>
-        <w:t>Administrator</w:t>
-      </w:r>
-      <w:proofErr w:type="spellEnd"/>
-      <w:r>
-        <w:t xml:space="preserve"> и </w:t>
-      </w:r>
-      <w:proofErr w:type="spellStart"/>
-      <w:r>
-        <w:t>Operator</w:t>
-      </w:r>
-      <w:proofErr w:type="spellEnd"/>
-      <w:r>
-        <w:t xml:space="preserve">. Администратор управляет конфигурацией системы (метод </w:t>
-      </w:r>
-      <w:proofErr w:type="spellStart"/>
-      <w:proofErr w:type="gramStart"/>
-      <w:r>
-        <w:t>editConfig</w:t>
-      </w:r>
-      <w:proofErr w:type="spellEnd"/>
-      <w:r>
-        <w:t>(</w:t>
-      </w:r>
-      <w:proofErr w:type="gramEnd"/>
-      <w:r>
-        <w:t xml:space="preserve">)) и может выполнять мониторинг, что отражено в отношении "один к одному" между </w:t>
-      </w:r>
-      <w:proofErr w:type="spellStart"/>
-      <w:r>
-        <w:t>Administrator</w:t>
-      </w:r>
-      <w:proofErr w:type="spellEnd"/>
-      <w:r>
-        <w:t xml:space="preserve"> и </w:t>
-      </w:r>
-      <w:proofErr w:type="spellStart"/>
-      <w:r>
-        <w:t>Configuration</w:t>
-      </w:r>
-      <w:proofErr w:type="spellEnd"/>
-      <w:r>
-        <w:t xml:space="preserve">. Оператор просматривает обнаруженные объекты и подозрительные цели, что показано отношениями "один ко многим" между </w:t>
-      </w:r>
-      <w:proofErr w:type="spellStart"/>
-      <w:r>
-        <w:t>Operator</w:t>
-      </w:r>
-      <w:proofErr w:type="spellEnd"/>
-      <w:r>
-        <w:t xml:space="preserve"> и классами </w:t>
-      </w:r>
-      <w:proofErr w:type="spellStart"/>
-      <w:r>
-        <w:t>DetectedObject</w:t>
-      </w:r>
-      <w:proofErr w:type="spellEnd"/>
-      <w:r>
-        <w:t xml:space="preserve"> и </w:t>
-      </w:r>
-      <w:proofErr w:type="spellStart"/>
-      <w:r>
-        <w:t>Target</w:t>
-      </w:r>
-      <w:proofErr w:type="spellEnd"/>
       <w:r>
         <w:t>.</w:t>
       </w:r>
     </w:p>
     <w:p>
       <w:pPr>
-        <w:pStyle w:val="aa"/>
+        <w:pStyle w:val="a"/>
       </w:pPr>
       <w:r>
-        <w:t>Таким образом, разработанная ди</w:t>
+        <w:t>Подсистема оркестрации представлена классом DockerManager, который содержит путь к единому файлу сборки (composeFilePath) и текущий статус системы (status). Этот класс предоставляет методы управления жизненным циклом контейнеров, такие как start() и stop(). Класс DevOpsEngineer взаимодействует с DockerManager для развертывания инфраструктуры</w:t>
       </w:r>
-      <w:bookmarkStart w:id="2" w:name="_GoBack"/>
-      <w:bookmarkEnd w:id="2"/>
       <w:r>
-        <w:t xml:space="preserve">аграмма классов охватывает ключевые сущности предметной области и позволяет понять структуру данных и их взаимосвязи в программном модуле визуального обнаружения объектов. Упрощение достигнуто за счёт объединения функций предобработки с классом </w:t>
+        <w:t>.</w:t>
       </w:r>
-      <w:proofErr w:type="spellStart"/>
+    </w:p>
+    <w:p>
+      <w:pPr>
+        <w:pStyle w:val="a"/>
+      </w:pPr>
+    </w:p>
+    <w:p>
+      <w:pPr>
+        <w:pStyle w:val="a"/>
+      </w:pPr>
       <w:r>
-        <w:t>Frame</w:t>
+        <w:t>Для обратной связи с пользователем предусмотрен класс Terminal, имеющий атрибут буфера логов (logs) и метод эвристической раскраски вывода displayLog(). Класс DockerManager передает поток вывода в Terminal (отношение зависимости), а пользователи могут просматривать эти данные в графическом интерфейсе</w:t>
       </w:r>
-      <w:proofErr w:type="spellEnd"/>
       <w:r>
-        <w:t xml:space="preserve"> и исключения отдельного класса для характеристик объекта (предполагается, что необходимые характеристики вычисляются и хранятся непосредственно в классе </w:t>
+        <w:t>.</w:t>
       </w:r>
-      <w:proofErr w:type="spellStart"/>
+    </w:p>
+    <w:p>
+      <w:pPr>
+        <w:pStyle w:val="a"/>
+      </w:pPr>
       <w:r>
-        <w:t>DetectedObject</w:t>
+        <w:lastRenderedPageBreak/>
+        <w:t>Таким образом, разработанная диаграмма классов охватывает ключевые сущности предметной области, инкапсулирует бизнес-логику внутри соответствующих модулей и позволяет наглядно описать статическую структуру приложения AMM-Docker</w:t>
       </w:r>
-      <w:proofErr w:type="spellEnd"/>
       <w:r>
-        <w:t xml:space="preserve"> или передаются в классификатор без сохранения).</w:t>
+        <w:t>.</w:t>
       </w:r>
     </w:p>
     <w:sectPr>
@@ -2938,7 +2635,7 @@
 </file>
 
 <file path=word/endnotes.xml><?xml version="1.0" encoding="utf-8"?>
-<w:endnotes xmlns:wpc="http://schemas.microsoft.com/office/word/2010/wordprocessingCanvas" xmlns:cx="http://schemas.microsoft.com/office/drawing/2014/chartex" xmlns:cx1="http://schemas.microsoft.com/office/drawing/2015/9/8/chartex" xmlns:cx2="http://schemas.microsoft.com/office/drawing/2015/10/21/chartex" xmlns:cx3="http://schemas.microsoft.com/office/drawing/2016/5/9/chartex" xmlns:cx4="http://schemas.microsoft.com/office/drawing/2016/5/10/chartex" xmlns:cx5="http://schemas.microsoft.com/office/drawing/2016/5/11/chartex" xmlns:cx6="http://schemas.microsoft.com/office/drawing/2016/5/12/chartex" xmlns:cx7="http://schemas.microsoft.com/office/drawing/2016/5/13/chartex" xmlns:cx8="http://schemas.microsoft.com/office/drawing/2016/5/14/chartex" xmlns:mc="http://schemas.openxmlformats.org/markup-compatibility/2006" xmlns:aink="http://schemas.microsoft.com/office/drawing/2016/ink" xmlns:am3d="http://schemas.microsoft.com/office/drawing/2017/model3d" xmlns:o="urn:schemas-microsoft-com:office:office" xmlns:r="http://schemas.openxmlformats.org/officeDocument/2006/relationships" xmlns:m="http://schemas.openxmlformats.org/officeDocument/2006/math" xmlns:v="urn:schemas-microsoft-com:vml" xmlns:wp14="http://schemas.microsoft.com/office/word/2010/wordprocessingDrawing" xmlns:wp="http://schemas.openxmlformats.org/drawingml/2006/wordprocessingDrawing" xmlns:w10="urn:schemas-microsoft-com:office:word" xmlns:w="http://schemas.openxmlformats.org/wordprocessingml/2006/main" xmlns:w14="http://schemas.microsoft.com/office/word/2010/wordml" xmlns:w15="http://schemas.microsoft.com/office/word/2012/wordml" xmlns:w16cid="http://schemas.microsoft.com/office/word/2016/wordml/cid" xmlns:w16se="http://schemas.microsoft.com/office/word/2015/wordml/symex" xmlns:wpg="http://schemas.microsoft.com/office/word/2010/wordprocessingGroup" xmlns:wpi="http://schemas.microsoft.com/office/word/2010/wordprocessingInk" xmlns:wne="http://schemas.microsoft.com/office/word/2006/wordml" xmlns:wps="http://schemas.microsoft.com/office/word/2010/wordprocessingShape" mc:Ignorable="w14 w15 w16se w16cid wp14">
+<w:endnotes xmlns:wpc="http://schemas.microsoft.com/office/word/2010/wordprocessingCanvas" xmlns:cx="http://schemas.microsoft.com/office/drawing/2014/chartex" xmlns:cx1="http://schemas.microsoft.com/office/drawing/2015/9/8/chartex" xmlns:cx2="http://schemas.microsoft.com/office/drawing/2015/10/21/chartex" xmlns:cx3="http://schemas.microsoft.com/office/drawing/2016/5/9/chartex" xmlns:cx4="http://schemas.microsoft.com/office/drawing/2016/5/10/chartex" xmlns:cx5="http://schemas.microsoft.com/office/drawing/2016/5/11/chartex" xmlns:cx6="http://schemas.microsoft.com/office/drawing/2016/5/12/chartex" xmlns:cx7="http://schemas.microsoft.com/office/drawing/2016/5/13/chartex" xmlns:cx8="http://schemas.microsoft.com/office/drawing/2016/5/14/chartex" xmlns:mc="http://schemas.openxmlformats.org/markup-compatibility/2006" xmlns:aink="http://schemas.microsoft.com/office/drawing/2016/ink" xmlns:am3d="http://schemas.microsoft.com/office/drawing/2017/model3d" xmlns:o="urn:schemas-microsoft-com:office:office" xmlns:oel="http://schemas.microsoft.com/office/2019/extlst" xmlns:r="http://schemas.openxmlformats.org/officeDocument/2006/relationships" xmlns:m="http://schemas.openxmlformats.org/officeDocument/2006/math" xmlns:v="urn:schemas-microsoft-com:vml" xmlns:wp14="http://schemas.microsoft.com/office/word/2010/wordprocessingDrawing" xmlns:wp="http://schemas.openxmlformats.org/drawingml/2006/wordprocessingDrawing" xmlns:w10="urn:schemas-microsoft-com:office:word" xmlns:w="http://schemas.openxmlformats.org/wordprocessingml/2006/main" xmlns:w14="http://schemas.microsoft.com/office/word/2010/wordml" xmlns:w15="http://schemas.microsoft.com/office/word/2012/wordml" xmlns:w16cex="http://schemas.microsoft.com/office/word/2018/wordml/cex" xmlns:w16cid="http://schemas.microsoft.com/office/word/2016/wordml/cid" xmlns:w16="http://schemas.microsoft.com/office/word/2018/wordml" xmlns:w16du="http://schemas.microsoft.com/office/word/2023/wordml/word16du" xmlns:w16sdtdh="http://schemas.microsoft.com/office/word/2020/wordml/sdtdatahash" xmlns:w16sdtfl="http://schemas.microsoft.com/office/word/2024/wordml/sdtformatlock" xmlns:w16se="http://schemas.microsoft.com/office/word/2015/wordml/symex" xmlns:wpg="http://schemas.microsoft.com/office/word/2010/wordprocessingGroup" xmlns:wpi="http://schemas.microsoft.com/office/word/2010/wordprocessingInk" xmlns:wne="http://schemas.microsoft.com/office/word/2006/wordml" xmlns:wps="http://schemas.microsoft.com/office/word/2010/wordprocessingShape" mc:Ignorable="w14 w15 w16se w16cid w16 w16cex w16sdtdh w16sdtfl w16du wp14">
   <w:endnote w:type="separator" w:id="-1">
     <w:p>
       <w:pPr>
@@ -2963,7 +2660,7 @@
 </file>
 
 <file path=word/footer1.xml><?xml version="1.0" encoding="utf-8"?>
-<w:ftr xmlns:wpc="http://schemas.microsoft.com/office/word/2010/wordprocessingCanvas" xmlns:cx="http://schemas.microsoft.com/office/drawing/2014/chartex" xmlns:cx1="http://schemas.microsoft.com/office/drawing/2015/9/8/chartex" xmlns:cx2="http://schemas.microsoft.com/office/drawing/2015/10/21/chartex" xmlns:cx3="http://schemas.microsoft.com/office/drawing/2016/5/9/chartex" xmlns:cx4="http://schemas.microsoft.com/office/drawing/2016/5/10/chartex" xmlns:cx5="http://schemas.microsoft.com/office/drawing/2016/5/11/chartex" xmlns:cx6="http://schemas.microsoft.com/office/drawing/2016/5/12/chartex" xmlns:cx7="http://schemas.microsoft.com/office/drawing/2016/5/13/chartex" xmlns:cx8="http://schemas.microsoft.com/office/drawing/2016/5/14/chartex" xmlns:mc="http://schemas.openxmlformats.org/markup-compatibility/2006" xmlns:aink="http://schemas.microsoft.com/office/drawing/2016/ink" xmlns:am3d="http://schemas.microsoft.com/office/drawing/2017/model3d" xmlns:o="urn:schemas-microsoft-com:office:office" xmlns:r="http://schemas.openxmlformats.org/officeDocument/2006/relationships" xmlns:m="http://schemas.openxmlformats.org/officeDocument/2006/math" xmlns:v="urn:schemas-microsoft-com:vml" xmlns:wp14="http://schemas.microsoft.com/office/word/2010/wordprocessingDrawing" xmlns:wp="http://schemas.openxmlformats.org/drawingml/2006/wordprocessingDrawing" xmlns:w10="urn:schemas-microsoft-com:office:word" xmlns:w="http://schemas.openxmlformats.org/wordprocessingml/2006/main" xmlns:w14="http://schemas.microsoft.com/office/word/2010/wordml" xmlns:w15="http://schemas.microsoft.com/office/word/2012/wordml" xmlns:w16cid="http://schemas.microsoft.com/office/word/2016/wordml/cid" xmlns:w16se="http://schemas.microsoft.com/office/word/2015/wordml/symex" xmlns:wpg="http://schemas.microsoft.com/office/word/2010/wordprocessingGroup" xmlns:wpi="http://schemas.microsoft.com/office/word/2010/wordprocessingInk" xmlns:wne="http://schemas.microsoft.com/office/word/2006/wordml" xmlns:wps="http://schemas.microsoft.com/office/word/2010/wordprocessingShape" mc:Ignorable="w14 w15 w16se w16cid wp14">
+<w:ftr xmlns:wpc="http://schemas.microsoft.com/office/word/2010/wordprocessingCanvas" xmlns:cx="http://schemas.microsoft.com/office/drawing/2014/chartex" xmlns:cx1="http://schemas.microsoft.com/office/drawing/2015/9/8/chartex" xmlns:cx2="http://schemas.microsoft.com/office/drawing/2015/10/21/chartex" xmlns:cx3="http://schemas.microsoft.com/office/drawing/2016/5/9/chartex" xmlns:cx4="http://schemas.microsoft.com/office/drawing/2016/5/10/chartex" xmlns:cx5="http://schemas.microsoft.com/office/drawing/2016/5/11/chartex" xmlns:cx6="http://schemas.microsoft.com/office/drawing/2016/5/12/chartex" xmlns:cx7="http://schemas.microsoft.com/office/drawing/2016/5/13/chartex" xmlns:cx8="http://schemas.microsoft.com/office/drawing/2016/5/14/chartex" xmlns:mc="http://schemas.openxmlformats.org/markup-compatibility/2006" xmlns:aink="http://schemas.microsoft.com/office/drawing/2016/ink" xmlns:am3d="http://schemas.microsoft.com/office/drawing/2017/model3d" xmlns:o="urn:schemas-microsoft-com:office:office" xmlns:oel="http://schemas.microsoft.com/office/2019/extlst" xmlns:r="http://schemas.openxmlformats.org/officeDocument/2006/relationships" xmlns:m="http://schemas.openxmlformats.org/officeDocument/2006/math" xmlns:v="urn:schemas-microsoft-com:vml" xmlns:wp14="http://schemas.microsoft.com/office/word/2010/wordprocessingDrawing" xmlns:wp="http://schemas.openxmlformats.org/drawingml/2006/wordprocessingDrawing" xmlns:w10="urn:schemas-microsoft-com:office:word" xmlns:w="http://schemas.openxmlformats.org/wordprocessingml/2006/main" xmlns:w14="http://schemas.microsoft.com/office/word/2010/wordml" xmlns:w15="http://schemas.microsoft.com/office/word/2012/wordml" xmlns:w16cex="http://schemas.microsoft.com/office/word/2018/wordml/cex" xmlns:w16cid="http://schemas.microsoft.com/office/word/2016/wordml/cid" xmlns:w16="http://schemas.microsoft.com/office/word/2018/wordml" xmlns:w16du="http://schemas.microsoft.com/office/word/2023/wordml/word16du" xmlns:w16sdtdh="http://schemas.microsoft.com/office/word/2020/wordml/sdtdatahash" xmlns:w16sdtfl="http://schemas.microsoft.com/office/word/2024/wordml/sdtformatlock" xmlns:w16se="http://schemas.microsoft.com/office/word/2015/wordml/symex" xmlns:wpg="http://schemas.microsoft.com/office/word/2010/wordprocessingGroup" xmlns:wpi="http://schemas.microsoft.com/office/word/2010/wordprocessingInk" xmlns:wne="http://schemas.microsoft.com/office/word/2006/wordml" xmlns:wps="http://schemas.microsoft.com/office/word/2010/wordprocessingShape" mc:Ignorable="w14 w15 w16se w16cid w16 w16cex w16sdtdh w16sdtfl w16du wp14">
   <w:sdt>
     <w:sdtPr>
       <w:rPr>
@@ -2976,11 +2673,10 @@
         <w:docPartUnique/>
       </w:docPartObj>
     </w:sdtPr>
-    <w:sdtEndPr/>
     <w:sdtContent>
       <w:p>
         <w:pPr>
-          <w:pStyle w:val="a6"/>
+          <w:pStyle w:val="Footer"/>
           <w:ind w:left="0"/>
           <w:jc w:val="center"/>
           <w:rPr>
@@ -3029,17 +2725,17 @@
   </w:sdt>
   <w:p>
     <w:pPr>
-      <w:pStyle w:val="a6"/>
+      <w:pStyle w:val="Footer"/>
     </w:pPr>
   </w:p>
 </w:ftr>
 </file>
 
 <file path=word/footer2.xml><?xml version="1.0" encoding="utf-8"?>
-<w:ftr xmlns:wpc="http://schemas.microsoft.com/office/word/2010/wordprocessingCanvas" xmlns:cx="http://schemas.microsoft.com/office/drawing/2014/chartex" xmlns:cx1="http://schemas.microsoft.com/office/drawing/2015/9/8/chartex" xmlns:cx2="http://schemas.microsoft.com/office/drawing/2015/10/21/chartex" xmlns:cx3="http://schemas.microsoft.com/office/drawing/2016/5/9/chartex" xmlns:cx4="http://schemas.microsoft.com/office/drawing/2016/5/10/chartex" xmlns:cx5="http://schemas.microsoft.com/office/drawing/2016/5/11/chartex" xmlns:cx6="http://schemas.microsoft.com/office/drawing/2016/5/12/chartex" xmlns:cx7="http://schemas.microsoft.com/office/drawing/2016/5/13/chartex" xmlns:cx8="http://schemas.microsoft.com/office/drawing/2016/5/14/chartex" xmlns:mc="http://schemas.openxmlformats.org/markup-compatibility/2006" xmlns:aink="http://schemas.microsoft.com/office/drawing/2016/ink" xmlns:am3d="http://schemas.microsoft.com/office/drawing/2017/model3d" xmlns:o="urn:schemas-microsoft-com:office:office" xmlns:r="http://schemas.openxmlformats.org/officeDocument/2006/relationships" xmlns:m="http://schemas.openxmlformats.org/officeDocument/2006/math" xmlns:v="urn:schemas-microsoft-com:vml" xmlns:wp14="http://schemas.microsoft.com/office/word/2010/wordprocessingDrawing" xmlns:wp="http://schemas.openxmlformats.org/drawingml/2006/wordprocessingDrawing" xmlns:w10="urn:schemas-microsoft-com:office:word" xmlns:w="http://schemas.openxmlformats.org/wordprocessingml/2006/main" xmlns:w14="http://schemas.microsoft.com/office/word/2010/wordml" xmlns:w15="http://schemas.microsoft.com/office/word/2012/wordml" xmlns:w16cid="http://schemas.microsoft.com/office/word/2016/wordml/cid" xmlns:w16se="http://schemas.microsoft.com/office/word/2015/wordml/symex" xmlns:wpg="http://schemas.microsoft.com/office/word/2010/wordprocessingGroup" xmlns:wpi="http://schemas.microsoft.com/office/word/2010/wordprocessingInk" xmlns:wne="http://schemas.microsoft.com/office/word/2006/wordml" xmlns:wps="http://schemas.microsoft.com/office/word/2010/wordprocessingShape" mc:Ignorable="w14 w15 w16se w16cid wp14">
+<w:ftr xmlns:wpc="http://schemas.microsoft.com/office/word/2010/wordprocessingCanvas" xmlns:cx="http://schemas.microsoft.com/office/drawing/2014/chartex" xmlns:cx1="http://schemas.microsoft.com/office/drawing/2015/9/8/chartex" xmlns:cx2="http://schemas.microsoft.com/office/drawing/2015/10/21/chartex" xmlns:cx3="http://schemas.microsoft.com/office/drawing/2016/5/9/chartex" xmlns:cx4="http://schemas.microsoft.com/office/drawing/2016/5/10/chartex" xmlns:cx5="http://schemas.microsoft.com/office/drawing/2016/5/11/chartex" xmlns:cx6="http://schemas.microsoft.com/office/drawing/2016/5/12/chartex" xmlns:cx7="http://schemas.microsoft.com/office/drawing/2016/5/13/chartex" xmlns:cx8="http://schemas.microsoft.com/office/drawing/2016/5/14/chartex" xmlns:mc="http://schemas.openxmlformats.org/markup-compatibility/2006" xmlns:aink="http://schemas.microsoft.com/office/drawing/2016/ink" xmlns:am3d="http://schemas.microsoft.com/office/drawing/2017/model3d" xmlns:o="urn:schemas-microsoft-com:office:office" xmlns:oel="http://schemas.microsoft.com/office/2019/extlst" xmlns:r="http://schemas.openxmlformats.org/officeDocument/2006/relationships" xmlns:m="http://schemas.openxmlformats.org/officeDocument/2006/math" xmlns:v="urn:schemas-microsoft-com:vml" xmlns:wp14="http://schemas.microsoft.com/office/word/2010/wordprocessingDrawing" xmlns:wp="http://schemas.openxmlformats.org/drawingml/2006/wordprocessingDrawing" xmlns:w10="urn:schemas-microsoft-com:office:word" xmlns:w="http://schemas.openxmlformats.org/wordprocessingml/2006/main" xmlns:w14="http://schemas.microsoft.com/office/word/2010/wordml" xmlns:w15="http://schemas.microsoft.com/office/word/2012/wordml" xmlns:w16cex="http://schemas.microsoft.com/office/word/2018/wordml/cex" xmlns:w16cid="http://schemas.microsoft.com/office/word/2016/wordml/cid" xmlns:w16="http://schemas.microsoft.com/office/word/2018/wordml" xmlns:w16du="http://schemas.microsoft.com/office/word/2023/wordml/word16du" xmlns:w16sdtdh="http://schemas.microsoft.com/office/word/2020/wordml/sdtdatahash" xmlns:w16sdtfl="http://schemas.microsoft.com/office/word/2024/wordml/sdtformatlock" xmlns:w16se="http://schemas.microsoft.com/office/word/2015/wordml/symex" xmlns:wpg="http://schemas.microsoft.com/office/word/2010/wordprocessingGroup" xmlns:wpi="http://schemas.microsoft.com/office/word/2010/wordprocessingInk" xmlns:wne="http://schemas.microsoft.com/office/word/2006/wordml" xmlns:wps="http://schemas.microsoft.com/office/word/2010/wordprocessingShape" mc:Ignorable="w14 w15 w16se w16cid w16 w16cex w16sdtdh w16sdtfl w16du wp14">
   <w:p>
     <w:pPr>
-      <w:pStyle w:val="a6"/>
+      <w:pStyle w:val="Footer"/>
       <w:ind w:left="0"/>
     </w:pPr>
   </w:p>
@@ -3047,7 +2743,7 @@
 </file>
 
 <file path=word/footnotes.xml><?xml version="1.0" encoding="utf-8"?>
-<w:footnotes xmlns:wpc="http://schemas.microsoft.com/office/word/2010/wordprocessingCanvas" xmlns:cx="http://schemas.microsoft.com/office/drawing/2014/chartex" xmlns:cx1="http://schemas.microsoft.com/office/drawing/2015/9/8/chartex" xmlns:cx2="http://schemas.microsoft.com/office/drawing/2015/10/21/chartex" xmlns:cx3="http://schemas.microsoft.com/office/drawing/2016/5/9/chartex" xmlns:cx4="http://schemas.microsoft.com/office/drawing/2016/5/10/chartex" xmlns:cx5="http://schemas.microsoft.com/office/drawing/2016/5/11/chartex" xmlns:cx6="http://schemas.microsoft.com/office/drawing/2016/5/12/chartex" xmlns:cx7="http://schemas.microsoft.com/office/drawing/2016/5/13/chartex" xmlns:cx8="http://schemas.microsoft.com/office/drawing/2016/5/14/chartex" xmlns:mc="http://schemas.openxmlformats.org/markup-compatibility/2006" xmlns:aink="http://schemas.microsoft.com/office/drawing/2016/ink" xmlns:am3d="http://schemas.microsoft.com/office/drawing/2017/model3d" xmlns:o="urn:schemas-microsoft-com:office:office" xmlns:r="http://schemas.openxmlformats.org/officeDocument/2006/relationships" xmlns:m="http://schemas.openxmlformats.org/officeDocument/2006/math" xmlns:v="urn:schemas-microsoft-com:vml" xmlns:wp14="http://schemas.microsoft.com/office/word/2010/wordprocessingDrawing" xmlns:wp="http://schemas.openxmlformats.org/drawingml/2006/wordprocessingDrawing" xmlns:w10="urn:schemas-microsoft-com:office:word" xmlns:w="http://schemas.openxmlformats.org/wordprocessingml/2006/main" xmlns:w14="http://schemas.microsoft.com/office/word/2010/wordml" xmlns:w15="http://schemas.microsoft.com/office/word/2012/wordml" xmlns:w16cid="http://schemas.microsoft.com/office/word/2016/wordml/cid" xmlns:w16se="http://schemas.microsoft.com/office/word/2015/wordml/symex" xmlns:wpg="http://schemas.microsoft.com/office/word/2010/wordprocessingGroup" xmlns:wpi="http://schemas.microsoft.com/office/word/2010/wordprocessingInk" xmlns:wne="http://schemas.microsoft.com/office/word/2006/wordml" xmlns:wps="http://schemas.microsoft.com/office/word/2010/wordprocessingShape" mc:Ignorable="w14 w15 w16se w16cid wp14">
+<w:footnotes xmlns:wpc="http://schemas.microsoft.com/office/word/2010/wordprocessingCanvas" xmlns:cx="http://schemas.microsoft.com/office/drawing/2014/chartex" xmlns:cx1="http://schemas.microsoft.com/office/drawing/2015/9/8/chartex" xmlns:cx2="http://schemas.microsoft.com/office/drawing/2015/10/21/chartex" xmlns:cx3="http://schemas.microsoft.com/office/drawing/2016/5/9/chartex" xmlns:cx4="http://schemas.microsoft.com/office/drawing/2016/5/10/chartex" xmlns:cx5="http://schemas.microsoft.com/office/drawing/2016/5/11/chartex" xmlns:cx6="http://schemas.microsoft.com/office/drawing/2016/5/12/chartex" xmlns:cx7="http://schemas.microsoft.com/office/drawing/2016/5/13/chartex" xmlns:cx8="http://schemas.microsoft.com/office/drawing/2016/5/14/chartex" xmlns:mc="http://schemas.openxmlformats.org/markup-compatibility/2006" xmlns:aink="http://schemas.microsoft.com/office/drawing/2016/ink" xmlns:am3d="http://schemas.microsoft.com/office/drawing/2017/model3d" xmlns:o="urn:schemas-microsoft-com:office:office" xmlns:oel="http://schemas.microsoft.com/office/2019/extlst" xmlns:r="http://schemas.openxmlformats.org/officeDocument/2006/relationships" xmlns:m="http://schemas.openxmlformats.org/officeDocument/2006/math" xmlns:v="urn:schemas-microsoft-com:vml" xmlns:wp14="http://schemas.microsoft.com/office/word/2010/wordprocessingDrawing" xmlns:wp="http://schemas.openxmlformats.org/drawingml/2006/wordprocessingDrawing" xmlns:w10="urn:schemas-microsoft-com:office:word" xmlns:w="http://schemas.openxmlformats.org/wordprocessingml/2006/main" xmlns:w14="http://schemas.microsoft.com/office/word/2010/wordml" xmlns:w15="http://schemas.microsoft.com/office/word/2012/wordml" xmlns:w16cex="http://schemas.microsoft.com/office/word/2018/wordml/cex" xmlns:w16cid="http://schemas.microsoft.com/office/word/2016/wordml/cid" xmlns:w16="http://schemas.microsoft.com/office/word/2018/wordml" xmlns:w16du="http://schemas.microsoft.com/office/word/2023/wordml/word16du" xmlns:w16sdtdh="http://schemas.microsoft.com/office/word/2020/wordml/sdtdatahash" xmlns:w16sdtfl="http://schemas.microsoft.com/office/word/2024/wordml/sdtformatlock" xmlns:w16se="http://schemas.microsoft.com/office/word/2015/wordml/symex" xmlns:wpg="http://schemas.microsoft.com/office/word/2010/wordprocessingGroup" xmlns:wpi="http://schemas.microsoft.com/office/word/2010/wordprocessingInk" xmlns:wne="http://schemas.microsoft.com/office/word/2006/wordml" xmlns:wps="http://schemas.microsoft.com/office/word/2010/wordprocessingShape" mc:Ignorable="w14 w15 w16se w16cid w16 w16cex w16sdtdh w16sdtfl w16du wp14">
   <w:footnote w:type="separator" w:id="-1">
     <w:p>
       <w:pPr>
@@ -3072,7 +2768,7 @@
 </file>
 
 <file path=word/numbering.xml><?xml version="1.0" encoding="utf-8"?>
-<w:numbering xmlns:wpc="http://schemas.microsoft.com/office/word/2010/wordprocessingCanvas" xmlns:cx="http://schemas.microsoft.com/office/drawing/2014/chartex" xmlns:cx1="http://schemas.microsoft.com/office/drawing/2015/9/8/chartex" xmlns:cx2="http://schemas.microsoft.com/office/drawing/2015/10/21/chartex" xmlns:cx3="http://schemas.microsoft.com/office/drawing/2016/5/9/chartex" xmlns:cx4="http://schemas.microsoft.com/office/drawing/2016/5/10/chartex" xmlns:cx5="http://schemas.microsoft.com/office/drawing/2016/5/11/chartex" xmlns:cx6="http://schemas.microsoft.com/office/drawing/2016/5/12/chartex" xmlns:cx7="http://schemas.microsoft.com/office/drawing/2016/5/13/chartex" xmlns:cx8="http://schemas.microsoft.com/office/drawing/2016/5/14/chartex" xmlns:mc="http://schemas.openxmlformats.org/markup-compatibility/2006" xmlns:aink="http://schemas.microsoft.com/office/drawing/2016/ink" xmlns:am3d="http://schemas.microsoft.com/office/drawing/2017/model3d" xmlns:o="urn:schemas-microsoft-com:office:office" xmlns:r="http://schemas.openxmlformats.org/officeDocument/2006/relationships" xmlns:m="http://schemas.openxmlformats.org/officeDocument/2006/math" xmlns:v="urn:schemas-microsoft-com:vml" xmlns:wp14="http://schemas.microsoft.com/office/word/2010/wordprocessingDrawing" xmlns:wp="http://schemas.openxmlformats.org/drawingml/2006/wordprocessingDrawing" xmlns:w10="urn:schemas-microsoft-com:office:word" xmlns:w="http://schemas.openxmlformats.org/wordprocessingml/2006/main" xmlns:w14="http://schemas.microsoft.com/office/word/2010/wordml" xmlns:w15="http://schemas.microsoft.com/office/word/2012/wordml" xmlns:w16cid="http://schemas.microsoft.com/office/word/2016/wordml/cid" xmlns:w16se="http://schemas.microsoft.com/office/word/2015/wordml/symex" xmlns:wpg="http://schemas.microsoft.com/office/word/2010/wordprocessingGroup" xmlns:wpi="http://schemas.microsoft.com/office/word/2010/wordprocessingInk" xmlns:wne="http://schemas.microsoft.com/office/word/2006/wordml" xmlns:wps="http://schemas.microsoft.com/office/word/2010/wordprocessingShape" mc:Ignorable="w14 w15 w16se w16cid wp14">
+<w:numbering xmlns:wpc="http://schemas.microsoft.com/office/word/2010/wordprocessingCanvas" xmlns:cx="http://schemas.microsoft.com/office/drawing/2014/chartex" xmlns:cx1="http://schemas.microsoft.com/office/drawing/2015/9/8/chartex" xmlns:cx2="http://schemas.microsoft.com/office/drawing/2015/10/21/chartex" xmlns:cx3="http://schemas.microsoft.com/office/drawing/2016/5/9/chartex" xmlns:cx4="http://schemas.microsoft.com/office/drawing/2016/5/10/chartex" xmlns:cx5="http://schemas.microsoft.com/office/drawing/2016/5/11/chartex" xmlns:cx6="http://schemas.microsoft.com/office/drawing/2016/5/12/chartex" xmlns:cx7="http://schemas.microsoft.com/office/drawing/2016/5/13/chartex" xmlns:cx8="http://schemas.microsoft.com/office/drawing/2016/5/14/chartex" xmlns:mc="http://schemas.openxmlformats.org/markup-compatibility/2006" xmlns:aink="http://schemas.microsoft.com/office/drawing/2016/ink" xmlns:am3d="http://schemas.microsoft.com/office/drawing/2017/model3d" xmlns:o="urn:schemas-microsoft-com:office:office" xmlns:oel="http://schemas.microsoft.com/office/2019/extlst" xmlns:r="http://schemas.openxmlformats.org/officeDocument/2006/relationships" xmlns:m="http://schemas.openxmlformats.org/officeDocument/2006/math" xmlns:v="urn:schemas-microsoft-com:vml" xmlns:wp14="http://schemas.microsoft.com/office/word/2010/wordprocessingDrawing" xmlns:wp="http://schemas.openxmlformats.org/drawingml/2006/wordprocessingDrawing" xmlns:w10="urn:schemas-microsoft-com:office:word" xmlns:w="http://schemas.openxmlformats.org/wordprocessingml/2006/main" xmlns:w14="http://schemas.microsoft.com/office/word/2010/wordml" xmlns:w15="http://schemas.microsoft.com/office/word/2012/wordml" xmlns:w16cex="http://schemas.microsoft.com/office/word/2018/wordml/cex" xmlns:w16cid="http://schemas.microsoft.com/office/word/2016/wordml/cid" xmlns:w16="http://schemas.microsoft.com/office/word/2018/wordml" xmlns:w16du="http://schemas.microsoft.com/office/word/2023/wordml/word16du" xmlns:w16sdtdh="http://schemas.microsoft.com/office/word/2020/wordml/sdtdatahash" xmlns:w16sdtfl="http://schemas.microsoft.com/office/word/2024/wordml/sdtformatlock" xmlns:w16se="http://schemas.microsoft.com/office/word/2015/wordml/symex" xmlns:wpg="http://schemas.microsoft.com/office/word/2010/wordprocessingGroup" xmlns:wpi="http://schemas.microsoft.com/office/word/2010/wordprocessingInk" xmlns:wne="http://schemas.microsoft.com/office/word/2006/wordml" xmlns:wps="http://schemas.microsoft.com/office/word/2010/wordprocessingShape" mc:Ignorable="w14 w15 w16se w16cid w16 w16cex w16sdtdh w16sdtfl w16du wp14">
   <w:abstractNum w:abstractNumId="0" w15:restartNumberingAfterBreak="0">
     <w:nsid w:val="04D45B37"/>
     <w:multiLevelType w:val="hybridMultilevel"/>
@@ -4131,31 +3827,31 @@
       </w:rPr>
     </w:lvl>
   </w:abstractNum>
-  <w:num w:numId="1">
+  <w:num w:numId="1" w16cid:durableId="470253472">
     <w:abstractNumId w:val="5"/>
   </w:num>
-  <w:num w:numId="2">
+  <w:num w:numId="2" w16cid:durableId="1113016683">
     <w:abstractNumId w:val="0"/>
   </w:num>
-  <w:num w:numId="3">
+  <w:num w:numId="3" w16cid:durableId="683095976">
     <w:abstractNumId w:val="4"/>
   </w:num>
-  <w:num w:numId="4">
+  <w:num w:numId="4" w16cid:durableId="43524076">
     <w:abstractNumId w:val="6"/>
   </w:num>
-  <w:num w:numId="5">
+  <w:num w:numId="5" w16cid:durableId="888372266">
     <w:abstractNumId w:val="3"/>
   </w:num>
-  <w:num w:numId="6">
+  <w:num w:numId="6" w16cid:durableId="1817604301">
     <w:abstractNumId w:val="1"/>
   </w:num>
-  <w:num w:numId="7">
+  <w:num w:numId="7" w16cid:durableId="2096969341">
     <w:abstractNumId w:val="8"/>
   </w:num>
-  <w:num w:numId="8">
+  <w:num w:numId="8" w16cid:durableId="977878240">
     <w:abstractNumId w:val="7"/>
   </w:num>
-  <w:num w:numId="9">
+  <w:num w:numId="9" w16cid:durableId="178082499">
     <w:abstractNumId w:val="2"/>
   </w:num>
   <w:numIdMacAtCleanup w:val="8"/>
@@ -4163,7 +3859,7 @@
 </file>
 
 <file path=word/styles.xml><?xml version="1.0" encoding="utf-8"?>
-<w:styles xmlns:mc="http://schemas.openxmlformats.org/markup-compatibility/2006" xmlns:r="http://schemas.openxmlformats.org/officeDocument/2006/relationships" xmlns:w="http://schemas.openxmlformats.org/wordprocessingml/2006/main" xmlns:w14="http://schemas.microsoft.com/office/word/2010/wordml" xmlns:w15="http://schemas.microsoft.com/office/word/2012/wordml" xmlns:w16cid="http://schemas.microsoft.com/office/word/2016/wordml/cid" xmlns:w16se="http://schemas.microsoft.com/office/word/2015/wordml/symex" mc:Ignorable="w14 w15 w16se w16cid">
+<w:styles xmlns:mc="http://schemas.openxmlformats.org/markup-compatibility/2006" xmlns:r="http://schemas.openxmlformats.org/officeDocument/2006/relationships" xmlns:w="http://schemas.openxmlformats.org/wordprocessingml/2006/main" xmlns:w14="http://schemas.microsoft.com/office/word/2010/wordml" xmlns:w15="http://schemas.microsoft.com/office/word/2012/wordml" xmlns:w16cex="http://schemas.microsoft.com/office/word/2018/wordml/cex" xmlns:w16cid="http://schemas.microsoft.com/office/word/2016/wordml/cid" xmlns:w16="http://schemas.microsoft.com/office/word/2018/wordml" xmlns:w16du="http://schemas.microsoft.com/office/word/2023/wordml/word16du" xmlns:w16sdtdh="http://schemas.microsoft.com/office/word/2020/wordml/sdtdatahash" xmlns:w16sdtfl="http://schemas.microsoft.com/office/word/2024/wordml/sdtformatlock" xmlns:w16se="http://schemas.microsoft.com/office/word/2015/wordml/symex" mc:Ignorable="w14 w15 w16se w16cid w16 w16cex w16sdtdh w16sdtfl w16du">
   <w:docDefaults>
     <w:rPrDefault>
       <w:rPr>
@@ -4179,7 +3875,7 @@
       </w:pPr>
     </w:pPrDefault>
   </w:docDefaults>
-  <w:latentStyles w:defLockedState="0" w:defUIPriority="99" w:defSemiHidden="0" w:defUnhideWhenUsed="0" w:defQFormat="0" w:count="375">
+  <w:latentStyles w:defLockedState="0" w:defUIPriority="99" w:defSemiHidden="0" w:defUnhideWhenUsed="0" w:defQFormat="0" w:count="376">
     <w:lsdException w:name="Normal" w:uiPriority="0" w:qFormat="1"/>
     <w:lsdException w:name="heading 1" w:uiPriority="9" w:qFormat="1"/>
     <w:lsdException w:name="heading 2" w:semiHidden="1" w:uiPriority="9" w:unhideWhenUsed="1" w:qFormat="1"/>
@@ -4555,8 +4251,9 @@
     <w:lsdException w:name="Smart Hyperlink" w:semiHidden="1" w:unhideWhenUsed="1"/>
     <w:lsdException w:name="Hashtag" w:semiHidden="1" w:unhideWhenUsed="1"/>
     <w:lsdException w:name="Unresolved Mention" w:semiHidden="1" w:unhideWhenUsed="1"/>
+    <w:lsdException w:name="Smart Link" w:semiHidden="1" w:unhideWhenUsed="1"/>
   </w:latentStyles>
-  <w:style w:type="paragraph" w:default="1" w:styleId="a">
+  <w:style w:type="paragraph" w:default="1" w:styleId="Normal">
     <w:name w:val="Normal"/>
     <w:qFormat/>
     <w:rsid w:val="00E7627F"/>
@@ -4571,11 +4268,11 @@
       <w:lang w:eastAsia="ru-RU"/>
     </w:rPr>
   </w:style>
-  <w:style w:type="paragraph" w:styleId="1">
+  <w:style w:type="paragraph" w:styleId="Heading1">
     <w:name w:val="heading 1"/>
-    <w:basedOn w:val="a"/>
-    <w:next w:val="a"/>
-    <w:link w:val="10"/>
+    <w:basedOn w:val="Normal"/>
+    <w:next w:val="Normal"/>
+    <w:link w:val="Heading1Char"/>
     <w:uiPriority w:val="9"/>
     <w:qFormat/>
     <w:rsid w:val="00D119A8"/>
@@ -4592,10 +4289,10 @@
       <w:szCs w:val="32"/>
     </w:rPr>
   </w:style>
-  <w:style w:type="paragraph" w:styleId="2">
+  <w:style w:type="paragraph" w:styleId="Heading2">
     <w:name w:val="heading 2"/>
-    <w:basedOn w:val="a"/>
-    <w:link w:val="20"/>
+    <w:basedOn w:val="Normal"/>
+    <w:link w:val="Heading2Char"/>
     <w:uiPriority w:val="9"/>
     <w:qFormat/>
     <w:rsid w:val="00495CCE"/>
@@ -4612,10 +4309,10 @@
       <w:lang w:val="en-US" w:eastAsia="en-US"/>
     </w:rPr>
   </w:style>
-  <w:style w:type="paragraph" w:styleId="3">
+  <w:style w:type="paragraph" w:styleId="Heading3">
     <w:name w:val="heading 3"/>
-    <w:basedOn w:val="a"/>
-    <w:link w:val="30"/>
+    <w:basedOn w:val="Normal"/>
+    <w:link w:val="Heading3Char"/>
     <w:uiPriority w:val="9"/>
     <w:qFormat/>
     <w:rsid w:val="00495CCE"/>
@@ -4632,11 +4329,11 @@
       <w:lang w:val="en-US" w:eastAsia="en-US"/>
     </w:rPr>
   </w:style>
-  <w:style w:type="paragraph" w:styleId="9">
+  <w:style w:type="paragraph" w:styleId="Heading9">
     <w:name w:val="heading 9"/>
-    <w:basedOn w:val="a"/>
-    <w:next w:val="a"/>
-    <w:link w:val="90"/>
+    <w:basedOn w:val="Normal"/>
+    <w:next w:val="Normal"/>
+    <w:link w:val="Heading9Char"/>
     <w:uiPriority w:val="9"/>
     <w:semiHidden/>
     <w:unhideWhenUsed/>
@@ -4657,13 +4354,13 @@
       <w:szCs w:val="21"/>
     </w:rPr>
   </w:style>
-  <w:style w:type="character" w:default="1" w:styleId="a0">
+  <w:style w:type="character" w:default="1" w:styleId="DefaultParagraphFont">
     <w:name w:val="Default Paragraph Font"/>
     <w:uiPriority w:val="1"/>
     <w:semiHidden/>
     <w:unhideWhenUsed/>
   </w:style>
-  <w:style w:type="table" w:default="1" w:styleId="a1">
+  <w:style w:type="table" w:default="1" w:styleId="TableNormal">
     <w:name w:val="Normal Table"/>
     <w:uiPriority w:val="99"/>
     <w:semiHidden/>
@@ -4678,16 +4375,16 @@
       </w:tblCellMar>
     </w:tblPr>
   </w:style>
-  <w:style w:type="numbering" w:default="1" w:styleId="a2">
+  <w:style w:type="numbering" w:default="1" w:styleId="NoList">
     <w:name w:val="No List"/>
     <w:uiPriority w:val="99"/>
     <w:semiHidden/>
     <w:unhideWhenUsed/>
   </w:style>
-  <w:style w:type="paragraph" w:styleId="a3">
+  <w:style w:type="paragraph" w:styleId="Header">
     <w:name w:val="header"/>
-    <w:basedOn w:val="a"/>
-    <w:link w:val="a4"/>
+    <w:basedOn w:val="Normal"/>
+    <w:link w:val="HeaderChar"/>
     <w:uiPriority w:val="99"/>
     <w:rsid w:val="00E7627F"/>
     <w:pPr>
@@ -4697,10 +4394,10 @@
       </w:tabs>
     </w:pPr>
   </w:style>
-  <w:style w:type="character" w:customStyle="1" w:styleId="a4">
-    <w:name w:val="Верхний колонтитул Знак"/>
-    <w:basedOn w:val="a0"/>
-    <w:link w:val="a3"/>
+  <w:style w:type="character" w:customStyle="1" w:styleId="HeaderChar">
+    <w:name w:val="Header Char"/>
+    <w:basedOn w:val="DefaultParagraphFont"/>
+    <w:link w:val="Header"/>
     <w:uiPriority w:val="99"/>
     <w:rsid w:val="00E7627F"/>
     <w:rPr>
@@ -4710,9 +4407,9 @@
       <w:lang w:eastAsia="ru-RU"/>
     </w:rPr>
   </w:style>
-  <w:style w:type="table" w:styleId="a5">
+  <w:style w:type="table" w:styleId="TableGrid">
     <w:name w:val="Table Grid"/>
-    <w:basedOn w:val="a1"/>
+    <w:basedOn w:val="TableNormal"/>
     <w:rsid w:val="00E7627F"/>
     <w:pPr>
       <w:spacing w:after="0" w:line="240" w:lineRule="auto"/>
@@ -4728,10 +4425,10 @@
       </w:tblBorders>
     </w:tblPr>
   </w:style>
-  <w:style w:type="paragraph" w:styleId="a6">
+  <w:style w:type="paragraph" w:styleId="Footer">
     <w:name w:val="footer"/>
-    <w:basedOn w:val="a"/>
-    <w:link w:val="a7"/>
+    <w:basedOn w:val="Normal"/>
+    <w:link w:val="FooterChar"/>
     <w:uiPriority w:val="99"/>
     <w:unhideWhenUsed/>
     <w:rsid w:val="00FB0B6A"/>
@@ -4743,10 +4440,10 @@
       <w:spacing w:line="240" w:lineRule="auto"/>
     </w:pPr>
   </w:style>
-  <w:style w:type="character" w:customStyle="1" w:styleId="a7">
-    <w:name w:val="Нижний колонтитул Знак"/>
-    <w:basedOn w:val="a0"/>
-    <w:link w:val="a6"/>
+  <w:style w:type="character" w:customStyle="1" w:styleId="FooterChar">
+    <w:name w:val="Footer Char"/>
+    <w:basedOn w:val="DefaultParagraphFont"/>
+    <w:link w:val="Footer"/>
     <w:uiPriority w:val="99"/>
     <w:rsid w:val="00FB0B6A"/>
     <w:rPr>
@@ -4756,10 +4453,10 @@
       <w:lang w:eastAsia="ru-RU"/>
     </w:rPr>
   </w:style>
-  <w:style w:type="character" w:customStyle="1" w:styleId="20">
-    <w:name w:val="Заголовок 2 Знак"/>
-    <w:basedOn w:val="a0"/>
-    <w:link w:val="2"/>
+  <w:style w:type="character" w:customStyle="1" w:styleId="Heading2Char">
+    <w:name w:val="Heading 2 Char"/>
+    <w:basedOn w:val="DefaultParagraphFont"/>
+    <w:link w:val="Heading2"/>
     <w:uiPriority w:val="9"/>
     <w:rsid w:val="00495CCE"/>
     <w:rPr>
@@ -4771,10 +4468,10 @@
       <w:lang w:val="en-US"/>
     </w:rPr>
   </w:style>
-  <w:style w:type="character" w:customStyle="1" w:styleId="30">
-    <w:name w:val="Заголовок 3 Знак"/>
-    <w:basedOn w:val="a0"/>
-    <w:link w:val="3"/>
+  <w:style w:type="character" w:customStyle="1" w:styleId="Heading3Char">
+    <w:name w:val="Heading 3 Char"/>
+    <w:basedOn w:val="DefaultParagraphFont"/>
+    <w:link w:val="Heading3"/>
     <w:uiPriority w:val="9"/>
     <w:rsid w:val="00495CCE"/>
     <w:rPr>
@@ -4786,9 +4483,9 @@
       <w:lang w:val="en-US"/>
     </w:rPr>
   </w:style>
-  <w:style w:type="paragraph" w:styleId="a8">
+  <w:style w:type="paragraph" w:styleId="NormalWeb">
     <w:name w:val="Normal (Web)"/>
-    <w:basedOn w:val="a"/>
+    <w:basedOn w:val="Normal"/>
     <w:uiPriority w:val="99"/>
     <w:unhideWhenUsed/>
     <w:rsid w:val="00495CCE"/>
@@ -4804,12 +4501,12 @@
   </w:style>
   <w:style w:type="character" w:customStyle="1" w:styleId="whitespace-normal">
     <w:name w:val="whitespace-normal"/>
-    <w:basedOn w:val="a0"/>
+    <w:basedOn w:val="DefaultParagraphFont"/>
     <w:rsid w:val="00495CCE"/>
   </w:style>
-  <w:style w:type="character" w:styleId="a9">
+  <w:style w:type="character" w:styleId="Strong">
     <w:name w:val="Strong"/>
-    <w:basedOn w:val="a0"/>
+    <w:basedOn w:val="DefaultParagraphFont"/>
     <w:uiPriority w:val="22"/>
     <w:qFormat/>
     <w:rsid w:val="00495CCE"/>
@@ -4818,10 +4515,10 @@
       <w:bCs/>
     </w:rPr>
   </w:style>
-  <w:style w:type="paragraph" w:customStyle="1" w:styleId="aa">
+  <w:style w:type="paragraph" w:customStyle="1" w:styleId="a">
     <w:name w:val="Гост"/>
-    <w:basedOn w:val="a"/>
-    <w:link w:val="ab"/>
+    <w:basedOn w:val="Normal"/>
+    <w:link w:val="a0"/>
     <w:qFormat/>
     <w:rsid w:val="00D377E3"/>
     <w:pPr>
@@ -4834,10 +4531,10 @@
       <w:szCs w:val="28"/>
     </w:rPr>
   </w:style>
-  <w:style w:type="paragraph" w:customStyle="1" w:styleId="ac">
+  <w:style w:type="paragraph" w:customStyle="1" w:styleId="a1">
     <w:name w:val="Гост Заго"/>
-    <w:basedOn w:val="1"/>
-    <w:link w:val="ad"/>
+    <w:basedOn w:val="Heading1"/>
+    <w:link w:val="a2"/>
     <w:qFormat/>
     <w:rsid w:val="000D0E71"/>
     <w:pPr>
@@ -4854,10 +4551,10 @@
       <w:sz w:val="28"/>
     </w:rPr>
   </w:style>
-  <w:style w:type="character" w:customStyle="1" w:styleId="ab">
+  <w:style w:type="character" w:customStyle="1" w:styleId="a0">
     <w:name w:val="Гост Знак"/>
-    <w:basedOn w:val="20"/>
-    <w:link w:val="aa"/>
+    <w:basedOn w:val="Heading2Char"/>
+    <w:link w:val="a"/>
     <w:rsid w:val="00D377E3"/>
     <w:rPr>
       <w:rFonts w:ascii="Times New Roman" w:eastAsia="Times New Roman" w:hAnsi="Times New Roman" w:cs="Times New Roman"/>
@@ -4868,10 +4565,10 @@
       <w:lang w:val="en-US" w:eastAsia="ru-RU"/>
     </w:rPr>
   </w:style>
-  <w:style w:type="character" w:customStyle="1" w:styleId="10">
-    <w:name w:val="Заголовок 1 Знак"/>
-    <w:basedOn w:val="a0"/>
-    <w:link w:val="1"/>
+  <w:style w:type="character" w:customStyle="1" w:styleId="Heading1Char">
+    <w:name w:val="Heading 1 Char"/>
+    <w:basedOn w:val="DefaultParagraphFont"/>
+    <w:link w:val="Heading1"/>
     <w:uiPriority w:val="9"/>
     <w:rsid w:val="00D119A8"/>
     <w:rPr>
@@ -4882,10 +4579,10 @@
       <w:lang w:eastAsia="ru-RU"/>
     </w:rPr>
   </w:style>
-  <w:style w:type="character" w:customStyle="1" w:styleId="90">
-    <w:name w:val="Заголовок 9 Знак"/>
-    <w:basedOn w:val="a0"/>
-    <w:link w:val="9"/>
+  <w:style w:type="character" w:customStyle="1" w:styleId="Heading9Char">
+    <w:name w:val="Heading 9 Char"/>
+    <w:basedOn w:val="DefaultParagraphFont"/>
+    <w:link w:val="Heading9"/>
     <w:uiPriority w:val="9"/>
     <w:semiHidden/>
     <w:rsid w:val="00842F10"/>
@@ -4899,10 +4596,10 @@
       <w:lang w:eastAsia="ru-RU"/>
     </w:rPr>
   </w:style>
-  <w:style w:type="character" w:customStyle="1" w:styleId="ad">
+  <w:style w:type="character" w:customStyle="1" w:styleId="a2">
     <w:name w:val="Гост Заго Знак"/>
-    <w:basedOn w:val="90"/>
-    <w:link w:val="ac"/>
+    <w:basedOn w:val="Heading9Char"/>
+    <w:link w:val="a1"/>
     <w:rsid w:val="000D0E71"/>
     <w:rPr>
       <w:rFonts w:ascii="Times New Roman" w:eastAsiaTheme="majorEastAsia" w:hAnsi="Times New Roman" w:cstheme="majorBidi"/>
@@ -4915,10 +4612,10 @@
       <w:lang w:eastAsia="ru-RU"/>
     </w:rPr>
   </w:style>
-  <w:style w:type="paragraph" w:styleId="ae">
+  <w:style w:type="paragraph" w:styleId="TOCHeading">
     <w:name w:val="TOC Heading"/>
-    <w:basedOn w:val="1"/>
-    <w:next w:val="a"/>
+    <w:basedOn w:val="Heading1"/>
+    <w:next w:val="Normal"/>
     <w:uiPriority w:val="39"/>
     <w:unhideWhenUsed/>
     <w:qFormat/>
@@ -4932,10 +4629,10 @@
       <w:lang w:val="en-US" w:eastAsia="en-US"/>
     </w:rPr>
   </w:style>
-  <w:style w:type="paragraph" w:styleId="11">
+  <w:style w:type="paragraph" w:styleId="TOC1">
     <w:name w:val="toc 1"/>
-    <w:basedOn w:val="a"/>
-    <w:next w:val="a"/>
+    <w:basedOn w:val="Normal"/>
+    <w:next w:val="Normal"/>
     <w:autoRedefine/>
     <w:uiPriority w:val="39"/>
     <w:unhideWhenUsed/>
@@ -4945,10 +4642,10 @@
       <w:ind w:left="0"/>
     </w:pPr>
   </w:style>
-  <w:style w:type="paragraph" w:styleId="21">
+  <w:style w:type="paragraph" w:styleId="TOC2">
     <w:name w:val="toc 2"/>
-    <w:basedOn w:val="a"/>
-    <w:next w:val="a"/>
+    <w:basedOn w:val="Normal"/>
+    <w:next w:val="Normal"/>
     <w:autoRedefine/>
     <w:uiPriority w:val="39"/>
     <w:unhideWhenUsed/>
@@ -4961,9 +4658,9 @@
       <w:ind w:left="0" w:firstLine="993"/>
     </w:pPr>
   </w:style>
-  <w:style w:type="character" w:styleId="af">
+  <w:style w:type="character" w:styleId="Hyperlink">
     <w:name w:val="Hyperlink"/>
-    <w:basedOn w:val="a0"/>
+    <w:basedOn w:val="DefaultParagraphFont"/>
     <w:uiPriority w:val="99"/>
     <w:unhideWhenUsed/>
     <w:rsid w:val="001061C1"/>
